--- a/P2/P2 draft.docx
+++ b/P2/P2 draft.docx
@@ -625,10 +625,10 @@
         <w:tblLook w:val="04A0" w:firstRow="1" w:lastRow="0" w:firstColumn="1" w:lastColumn="0" w:noHBand="0" w:noVBand="1"/>
       </w:tblPr>
       <w:tblGrid>
-        <w:gridCol w:w="1925"/>
-        <w:gridCol w:w="1998"/>
-        <w:gridCol w:w="4063"/>
-        <w:gridCol w:w="1030"/>
+        <w:gridCol w:w="1865"/>
+        <w:gridCol w:w="1879"/>
+        <w:gridCol w:w="3616"/>
+        <w:gridCol w:w="1656"/>
       </w:tblGrid>
       <w:tr>
         <w:trPr>
@@ -4326,13 +4326,7 @@
               <w:rPr>
                 <w:rFonts w:ascii="Times New Roman" w:hAnsi="Times New Roman" w:cs="Times New Roman"/>
               </w:rPr>
-              <w:t xml:space="preserve">Continuous </w:t>
-            </w:r>
-            <w:r>
-              <w:rPr>
-                <w:rFonts w:ascii="Times New Roman" w:hAnsi="Times New Roman" w:cs="Times New Roman"/>
-              </w:rPr>
-              <w:t>monitoring of vital signs.</w:t>
+              <w:t>Continuous monitoring of vital signs.</w:t>
             </w:r>
           </w:p>
         </w:tc>
@@ -4425,13 +4419,7 @@
               <w:rPr>
                 <w:rFonts w:ascii="Times New Roman" w:hAnsi="Times New Roman" w:cs="Times New Roman"/>
               </w:rPr>
-              <w:t>Computation of</w:t>
-            </w:r>
-            <w:r>
-              <w:rPr>
-                <w:rFonts w:ascii="Times New Roman" w:hAnsi="Times New Roman" w:cs="Times New Roman"/>
-              </w:rPr>
-              <w:t xml:space="preserve"> heart rate, respiratory rate and HRV metrics.</w:t>
+              <w:t>Computation of heart rate, respiratory rate and HRV metrics.</w:t>
             </w:r>
           </w:p>
         </w:tc>
@@ -4839,19 +4827,7 @@
           </w:tcPr>
           <w:p>
             <w:r>
-              <w:t>Remote notifications</w:t>
-            </w:r>
-            <w:r>
-              <w:t xml:space="preserve"> </w:t>
-            </w:r>
-            <w:r>
-              <w:t xml:space="preserve">are sent out to selected emergency contacts when </w:t>
-            </w:r>
-            <w:r>
-              <w:t>extreme</w:t>
-            </w:r>
-            <w:r>
-              <w:t xml:space="preserve"> stress states are detected.</w:t>
+              <w:t>Remote notifications are sent out to selected emergency contacts when extreme stress states are detected.</w:t>
             </w:r>
           </w:p>
         </w:tc>
@@ -4933,28 +4909,7 @@
           </w:tcPr>
           <w:p>
             <w:r>
-              <w:t xml:space="preserve">A physical feedback </w:t>
-            </w:r>
-            <w:r>
-              <w:t xml:space="preserve">(haptic feedback) </w:t>
-            </w:r>
-            <w:r>
-              <w:t>device is triggered for 5 to 10</w:t>
-            </w:r>
-            <w:r>
-              <w:t xml:space="preserve">s upon detection of </w:t>
-            </w:r>
-            <w:r>
-              <w:t>severe/extreme hear</w:t>
-            </w:r>
-            <w:r>
-              <w:t xml:space="preserve">t </w:t>
-            </w:r>
-            <w:r>
-              <w:t>rates/stress</w:t>
-            </w:r>
-            <w:r>
-              <w:t>.</w:t>
+              <w:t>A physical feedback (haptic feedback) device is triggered for 5 to 10s upon detection of severe/extreme heart rates/stress.</w:t>
             </w:r>
           </w:p>
         </w:tc>
@@ -6786,12 +6741,12 @@
           <w:numId w:val="2"/>
         </w:numPr>
       </w:pPr>
-      <w:bookmarkStart w:id="15" w:name="_Toc239699083"/>
-      <w:bookmarkStart w:id="16" w:name="_Toc240213124"/>
+      <w:bookmarkStart w:id="15" w:name="_Toc240213124"/>
+      <w:bookmarkStart w:id="16" w:name="_Toc239699083"/>
       <w:r>
         <w:t>The solution</w:t>
       </w:r>
-      <w:bookmarkEnd w:id="16"/>
+      <w:bookmarkEnd w:id="15"/>
     </w:p>
     <w:p>
       <w:pPr>
@@ -6823,7 +6778,7 @@
       <w:r>
         <w:t>lternative</w:t>
       </w:r>
-      <w:bookmarkEnd w:id="15"/>
+      <w:bookmarkEnd w:id="16"/>
       <w:r>
         <w:t xml:space="preserve"> solutions</w:t>
       </w:r>
@@ -6836,13 +6791,7 @@
     </w:p>
     <w:p>
       <w:r>
-        <w:t xml:space="preserve">//talk about </w:t>
-      </w:r>
-      <w:r>
-        <w:t>ecg</w:t>
-      </w:r>
-      <w:r>
-        <w:t>, app, alert mechanisms</w:t>
+        <w:t>//talk about ecg, app, alert mechanisms</w:t>
       </w:r>
     </w:p>
     <w:p>
@@ -6904,15 +6853,15 @@
           <w:numId w:val="2"/>
         </w:numPr>
       </w:pPr>
-      <w:bookmarkStart w:id="24" w:name="_Toc239699086"/>
-      <w:bookmarkStart w:id="25" w:name="_Toc240213129"/>
+      <w:bookmarkStart w:id="24" w:name="_Toc240213129"/>
+      <w:bookmarkStart w:id="25" w:name="_Toc239699086"/>
       <w:r>
         <w:t>System desig</w:t>
       </w:r>
       <w:r>
         <w:t>n</w:t>
       </w:r>
-      <w:bookmarkEnd w:id="25"/>
+      <w:bookmarkEnd w:id="24"/>
     </w:p>
     <w:p>
       <w:r>
@@ -6932,16 +6881,16 @@
           <w:numId w:val="2"/>
         </w:numPr>
       </w:pPr>
-      <w:bookmarkStart w:id="26" w:name="_Toc239699087"/>
-      <w:bookmarkStart w:id="27" w:name="_Toc240213130"/>
-      <w:bookmarkEnd w:id="24"/>
+      <w:bookmarkStart w:id="26" w:name="_Toc240213130"/>
+      <w:bookmarkStart w:id="27" w:name="_Toc239699087"/>
+      <w:bookmarkEnd w:id="25"/>
       <w:r>
         <w:t>Subsystem desig</w:t>
       </w:r>
       <w:r>
         <w:t>n</w:t>
       </w:r>
-      <w:bookmarkEnd w:id="27"/>
+      <w:bookmarkEnd w:id="26"/>
     </w:p>
     <w:p>
       <w:pPr>
@@ -7446,7 +7395,7 @@
         <w:lastRenderedPageBreak/>
         <w:t xml:space="preserve">Subsystem 3: </w:t>
       </w:r>
-      <w:bookmarkEnd w:id="26"/>
+      <w:bookmarkEnd w:id="27"/>
       <w:r>
         <w:t>Alert system</w:t>
       </w:r>
@@ -10593,6 +10542,7 @@
   <w:style w:type="character" w:default="1" w:styleId="DefaultParagraphFont">
     <w:name w:val="Default Paragraph Font"/>
     <w:uiPriority w:val="1"/>
+    <w:semiHidden/>
     <w:unhideWhenUsed/>
   </w:style>
   <w:style w:type="table" w:default="1" w:styleId="TableNormal">

--- a/P2/P2 draft.docx
+++ b/P2/P2 draft.docx
@@ -7039,6 +7039,9 @@
       <w:r>
         <w:t xml:space="preserve"> </w:t>
       </w:r>
+      <w:r>
+        <w:t>the PPG signal to determine</w:t>
+      </w:r>
     </w:p>
     <w:p>
       <w:r>
@@ -7046,6 +7049,9 @@
           <w:highlight w:val="yellow"/>
         </w:rPr>
         <w:t>Respiratory rates are determined by</w:t>
+      </w:r>
+      <w:r>
+        <w:t xml:space="preserve"> </w:t>
       </w:r>
     </w:p>
     <w:p>
@@ -7163,14 +7169,6 @@
         </w:rPr>
         <w:t>Time-domain parameters:</w:t>
       </w:r>
-    </w:p>
-    <w:p>
-      <w:pPr>
-        <w:rPr>
-          <w:b/>
-          <w:bCs/>
-        </w:rPr>
-      </w:pPr>
     </w:p>
     <w:p>
       <w:pPr>
